--- a/data/ai_paras/AI_para_186.docx
+++ b/data/ai_paras/AI_para_186.docx
@@ -4,7 +4,7 @@
   <w:body>
     <w:p>
       <w:r>
-        <w:t>Gender Dysphoria (GD) is a real mental disorder that requires care and support for those affected. The experience of GD is characterized by a profound sense of discomfort arising from a mismatch between an individual's gender identity and their physical body. This incongruence can lead to significant distress and safety concerns, particularly as individuals navigate environments that may not recognize or validate their gender identity. As society becomes increasingly aware of the complexities surrounding gender identity, it is crucial to acknowledge GD as a legitimate mental health condition that warrants compassionate care. By understanding the challenges faced by those with GD, we can foster a more inclusive and supportive society that prioritizes the well-being of all individuals, irrespective of their gender identity.</w:t>
+        <w:t>The current treatments for Gender Dysphoria present significant complexities and risks, particularly concerning minors. These treatments, which often include hormone therapy and surgical interventions, are fraught with concerns about long-term safety and efficacy. For minors, the irreversible nature of some interventions poses ethical dilemmas and necessitates a careful consideration of the individual's maturity and capacity to consent (Ref-u694628). Additionally, the lack of comprehensive research on the outcomes of such treatments for young individuals complicates the decision-making process for both healthcare providers and families. It is imperative to address these challenges by prioritizing the development of treatment protocols that balance the psychological needs of minors with a cautious approach to medical interventions, ensuring that decisions are made in the best interest of the young patient while safeguarding their future well-being (Ref-u694628).</w:t>
       </w:r>
     </w:p>
     <w:sectPr>
